--- a/memoire-ngoma/livrables/1_Annexes_remplies_SIMULATION.docx
+++ b/memoire-ngoma/livrables/1_Annexes_remplies_SIMULATION.docx
@@ -239,7 +239,7 @@
       </w:tblGrid>
       <w:tr>
         <w:trPr>
-          <w:tblHeader w:val="false"/>
+          <w:tblHeader w:val="off"/>
         </w:trPr>
         <w:tc>
           <w:tcPr>
@@ -292,7 +292,7 @@
       </w:tr>
       <w:tr>
         <w:trPr>
-          <w:tblHeader w:val="false"/>
+          <w:tblHeader w:val="off"/>
         </w:trPr>
         <w:tc>
           <w:tcPr>
@@ -345,7 +345,7 @@
       </w:tr>
       <w:tr>
         <w:trPr>
-          <w:tblHeader w:val="false"/>
+          <w:tblHeader w:val="off"/>
         </w:trPr>
         <w:tc>
           <w:tcPr>
@@ -398,7 +398,7 @@
       </w:tr>
       <w:tr>
         <w:trPr>
-          <w:tblHeader w:val="false"/>
+          <w:tblHeader w:val="off"/>
         </w:trPr>
         <w:tc>
           <w:tcPr>
@@ -451,7 +451,7 @@
       </w:tr>
       <w:tr>
         <w:trPr>
-          <w:tblHeader w:val="false"/>
+          <w:tblHeader w:val="off"/>
         </w:trPr>
         <w:tc>
           <w:tcPr>
@@ -814,7 +814,7 @@
       </w:tr>
       <w:tr>
         <w:trPr>
-          <w:tblHeader w:val="false"/>
+          <w:tblHeader w:val="off"/>
         </w:trPr>
         <w:tc>
           <w:tcPr>
@@ -1059,7 +1059,7 @@
       </w:tr>
       <w:tr>
         <w:trPr>
-          <w:tblHeader w:val="false"/>
+          <w:tblHeader w:val="off"/>
         </w:trPr>
         <w:tc>
           <w:tcPr>
@@ -1304,7 +1304,7 @@
       </w:tr>
       <w:tr>
         <w:trPr>
-          <w:tblHeader w:val="false"/>
+          <w:tblHeader w:val="off"/>
         </w:trPr>
         <w:tc>
           <w:tcPr>
@@ -1549,7 +1549,7 @@
       </w:tr>
       <w:tr>
         <w:trPr>
-          <w:tblHeader w:val="false"/>
+          <w:tblHeader w:val="off"/>
         </w:trPr>
         <w:tc>
           <w:tcPr>
@@ -1794,7 +1794,7 @@
       </w:tr>
       <w:tr>
         <w:trPr>
-          <w:tblHeader w:val="false"/>
+          <w:tblHeader w:val="off"/>
         </w:trPr>
         <w:tc>
           <w:tcPr>
@@ -2039,7 +2039,7 @@
       </w:tr>
       <w:tr>
         <w:trPr>
-          <w:tblHeader w:val="false"/>
+          <w:tblHeader w:val="off"/>
         </w:trPr>
         <w:tc>
           <w:tcPr>
@@ -2284,7 +2284,7 @@
       </w:tr>
       <w:tr>
         <w:trPr>
-          <w:tblHeader w:val="false"/>
+          <w:tblHeader w:val="off"/>
         </w:trPr>
         <w:tc>
           <w:tcPr>
@@ -2529,7 +2529,7 @@
       </w:tr>
       <w:tr>
         <w:trPr>
-          <w:tblHeader w:val="false"/>
+          <w:tblHeader w:val="off"/>
         </w:trPr>
         <w:tc>
           <w:tcPr>
@@ -2774,7 +2774,7 @@
       </w:tr>
       <w:tr>
         <w:trPr>
-          <w:tblHeader w:val="false"/>
+          <w:tblHeader w:val="off"/>
         </w:trPr>
         <w:tc>
           <w:tcPr>
@@ -3019,7 +3019,7 @@
       </w:tr>
       <w:tr>
         <w:trPr>
-          <w:tblHeader w:val="false"/>
+          <w:tblHeader w:val="off"/>
         </w:trPr>
         <w:tc>
           <w:tcPr>
@@ -3372,7 +3372,7 @@
       </w:tr>
       <w:tr>
         <w:trPr>
-          <w:tblHeader w:val="false"/>
+          <w:tblHeader w:val="off"/>
         </w:trPr>
         <w:tc>
           <w:tcPr>
@@ -3442,14 +3442,14 @@
                 <w:sz w:val="19"/>
                 <w:szCs w:val="19"/>
               </w:rPr>
-              <w:t xml:space="preserve">5 infirmiers (P01, P04, P05, P08, P09) · 5 sages-femmes (P02, P03, P06, P07, P10)</w:t>
-            </w:r>
-          </w:p>
-        </w:tc>
-      </w:tr>
-      <w:tr>
-        <w:trPr>
-          <w:tblHeader w:val="false"/>
+              <w:t xml:space="preserve">5 infirmiers ou infirmières (P01, P04, P05, P08, P09) · 5 sages-femmes (P02, P03, P06, P07, P10)</w:t>
+            </w:r>
+          </w:p>
+        </w:tc>
+      </w:tr>
+      <w:tr>
+        <w:trPr>
+          <w:tblHeader w:val="off"/>
         </w:trPr>
         <w:tc>
           <w:tcPr>
@@ -3526,7 +3526,7 @@
       </w:tr>
       <w:tr>
         <w:trPr>
-          <w:tblHeader w:val="false"/>
+          <w:tblHeader w:val="off"/>
         </w:trPr>
         <w:tc>
           <w:tcPr>
@@ -3603,7 +3603,7 @@
       </w:tr>
       <w:tr>
         <w:trPr>
-          <w:tblHeader w:val="false"/>
+          <w:tblHeader w:val="off"/>
         </w:trPr>
         <w:tc>
           <w:tcPr>
@@ -3680,7 +3680,7 @@
       </w:tr>
       <w:tr>
         <w:trPr>
-          <w:tblHeader w:val="false"/>
+          <w:tblHeader w:val="off"/>
         </w:trPr>
         <w:tc>
           <w:tcPr>
@@ -3757,7 +3757,7 @@
       </w:tr>
       <w:tr>
         <w:trPr>
-          <w:tblHeader w:val="false"/>
+          <w:tblHeader w:val="off"/>
         </w:trPr>
         <w:tc>
           <w:tcPr>
@@ -3834,7 +3834,7 @@
       </w:tr>
       <w:tr>
         <w:trPr>
-          <w:tblHeader w:val="false"/>
+          <w:tblHeader w:val="off"/>
         </w:trPr>
         <w:tc>
           <w:tcPr>
@@ -4046,7 +4046,7 @@
       </w:tr>
       <w:tr>
         <w:trPr>
-          <w:tblHeader w:val="false"/>
+          <w:tblHeader w:val="off"/>
         </w:trPr>
         <w:tc>
           <w:tcPr>
@@ -4099,7 +4099,7 @@
       </w:tr>
       <w:tr>
         <w:trPr>
-          <w:tblHeader w:val="false"/>
+          <w:tblHeader w:val="off"/>
         </w:trPr>
         <w:tc>
           <w:tcPr>
@@ -4152,7 +4152,7 @@
       </w:tr>
       <w:tr>
         <w:trPr>
-          <w:tblHeader w:val="false"/>
+          <w:tblHeader w:val="off"/>
         </w:trPr>
         <w:tc>
           <w:tcPr>
@@ -4205,7 +4205,7 @@
       </w:tr>
       <w:tr>
         <w:trPr>
-          <w:tblHeader w:val="false"/>
+          <w:tblHeader w:val="off"/>
         </w:trPr>
         <w:tc>
           <w:tcPr>
@@ -4258,7 +4258,7 @@
       </w:tr>
       <w:tr>
         <w:trPr>
-          <w:tblHeader w:val="false"/>
+          <w:tblHeader w:val="off"/>
         </w:trPr>
         <w:tc>
           <w:tcPr>
@@ -4311,7 +4311,7 @@
       </w:tr>
       <w:tr>
         <w:trPr>
-          <w:tblHeader w:val="false"/>
+          <w:tblHeader w:val="off"/>
         </w:trPr>
         <w:tc>
           <w:tcPr>
@@ -4364,7 +4364,7 @@
       </w:tr>
       <w:tr>
         <w:trPr>
-          <w:tblHeader w:val="false"/>
+          <w:tblHeader w:val="off"/>
         </w:trPr>
         <w:tc>
           <w:tcPr>
@@ -4417,7 +4417,7 @@
       </w:tr>
       <w:tr>
         <w:trPr>
-          <w:tblHeader w:val="false"/>
+          <w:tblHeader w:val="off"/>
         </w:trPr>
         <w:tc>
           <w:tcPr>
@@ -4470,7 +4470,7 @@
       </w:tr>
       <w:tr>
         <w:trPr>
-          <w:tblHeader w:val="false"/>
+          <w:tblHeader w:val="off"/>
         </w:trPr>
         <w:tc>
           <w:tcPr>
@@ -4523,7 +4523,7 @@
       </w:tr>
       <w:tr>
         <w:trPr>
-          <w:tblHeader w:val="false"/>
+          <w:tblHeader w:val="off"/>
         </w:trPr>
         <w:tc>
           <w:tcPr>
@@ -4576,7 +4576,7 @@
       </w:tr>
       <w:tr>
         <w:trPr>
-          <w:tblHeader w:val="false"/>
+          <w:tblHeader w:val="off"/>
         </w:trPr>
         <w:tc>
           <w:tcPr>
@@ -4629,7 +4629,7 @@
       </w:tr>
       <w:tr>
         <w:trPr>
-          <w:tblHeader w:val="false"/>
+          <w:tblHeader w:val="off"/>
         </w:trPr>
         <w:tc>
           <w:tcPr>
@@ -4764,7 +4764,7 @@
       </w:tr>
       <w:tr>
         <w:trPr>
-          <w:tblHeader w:val="false"/>
+          <w:tblHeader w:val="off"/>
         </w:trPr>
         <w:tc>
           <w:tcPr>
@@ -4817,7 +4817,7 @@
       </w:tr>
       <w:tr>
         <w:trPr>
-          <w:tblHeader w:val="false"/>
+          <w:tblHeader w:val="off"/>
         </w:trPr>
         <w:tc>
           <w:tcPr>
@@ -4870,7 +4870,7 @@
       </w:tr>
       <w:tr>
         <w:trPr>
-          <w:tblHeader w:val="false"/>
+          <w:tblHeader w:val="off"/>
         </w:trPr>
         <w:tc>
           <w:tcPr>
@@ -4923,7 +4923,7 @@
       </w:tr>
       <w:tr>
         <w:trPr>
-          <w:tblHeader w:val="false"/>
+          <w:tblHeader w:val="off"/>
         </w:trPr>
         <w:tc>
           <w:tcPr>
@@ -4976,7 +4976,7 @@
       </w:tr>
       <w:tr>
         <w:trPr>
-          <w:tblHeader w:val="false"/>
+          <w:tblHeader w:val="off"/>
         </w:trPr>
         <w:tc>
           <w:tcPr>
@@ -5029,7 +5029,7 @@
       </w:tr>
       <w:tr>
         <w:trPr>
-          <w:tblHeader w:val="false"/>
+          <w:tblHeader w:val="off"/>
         </w:trPr>
         <w:tc>
           <w:tcPr>
@@ -5082,7 +5082,7 @@
       </w:tr>
       <w:tr>
         <w:trPr>
-          <w:tblHeader w:val="false"/>
+          <w:tblHeader w:val="off"/>
         </w:trPr>
         <w:tc>
           <w:tcPr>
@@ -5135,7 +5135,7 @@
       </w:tr>
       <w:tr>
         <w:trPr>
-          <w:tblHeader w:val="false"/>
+          <w:tblHeader w:val="off"/>
         </w:trPr>
         <w:tc>
           <w:tcPr>
@@ -5188,7 +5188,7 @@
       </w:tr>
       <w:tr>
         <w:trPr>
-          <w:tblHeader w:val="false"/>
+          <w:tblHeader w:val="off"/>
         </w:trPr>
         <w:tc>
           <w:tcPr>
@@ -5241,7 +5241,7 @@
       </w:tr>
       <w:tr>
         <w:trPr>
-          <w:tblHeader w:val="false"/>
+          <w:tblHeader w:val="off"/>
         </w:trPr>
         <w:tc>
           <w:tcPr>
@@ -5294,7 +5294,7 @@
       </w:tr>
       <w:tr>
         <w:trPr>
-          <w:tblHeader w:val="false"/>
+          <w:tblHeader w:val="off"/>
         </w:trPr>
         <w:tc>
           <w:tcPr>
@@ -5347,7 +5347,7 @@
       </w:tr>
       <w:tr>
         <w:trPr>
-          <w:tblHeader w:val="false"/>
+          <w:tblHeader w:val="off"/>
         </w:trPr>
         <w:tc>
           <w:tcPr>
@@ -5482,7 +5482,7 @@
       </w:tr>
       <w:tr>
         <w:trPr>
-          <w:tblHeader w:val="false"/>
+          <w:tblHeader w:val="off"/>
         </w:trPr>
         <w:tc>
           <w:tcPr>
@@ -5535,7 +5535,7 @@
       </w:tr>
       <w:tr>
         <w:trPr>
-          <w:tblHeader w:val="false"/>
+          <w:tblHeader w:val="off"/>
         </w:trPr>
         <w:tc>
           <w:tcPr>
@@ -5588,7 +5588,7 @@
       </w:tr>
       <w:tr>
         <w:trPr>
-          <w:tblHeader w:val="false"/>
+          <w:tblHeader w:val="off"/>
         </w:trPr>
         <w:tc>
           <w:tcPr>
@@ -5641,7 +5641,7 @@
       </w:tr>
       <w:tr>
         <w:trPr>
-          <w:tblHeader w:val="false"/>
+          <w:tblHeader w:val="off"/>
         </w:trPr>
         <w:tc>
           <w:tcPr>
@@ -5694,7 +5694,7 @@
       </w:tr>
       <w:tr>
         <w:trPr>
-          <w:tblHeader w:val="false"/>
+          <w:tblHeader w:val="off"/>
         </w:trPr>
         <w:tc>
           <w:tcPr>
@@ -5747,7 +5747,7 @@
       </w:tr>
       <w:tr>
         <w:trPr>
-          <w:tblHeader w:val="false"/>
+          <w:tblHeader w:val="off"/>
         </w:trPr>
         <w:tc>
           <w:tcPr>
@@ -5800,7 +5800,7 @@
       </w:tr>
       <w:tr>
         <w:trPr>
-          <w:tblHeader w:val="false"/>
+          <w:tblHeader w:val="off"/>
         </w:trPr>
         <w:tc>
           <w:tcPr>
@@ -5853,7 +5853,7 @@
       </w:tr>
       <w:tr>
         <w:trPr>
-          <w:tblHeader w:val="false"/>
+          <w:tblHeader w:val="off"/>
         </w:trPr>
         <w:tc>
           <w:tcPr>
@@ -5906,7 +5906,7 @@
       </w:tr>
       <w:tr>
         <w:trPr>
-          <w:tblHeader w:val="false"/>
+          <w:tblHeader w:val="off"/>
         </w:trPr>
         <w:tc>
           <w:tcPr>
@@ -5959,7 +5959,7 @@
       </w:tr>
       <w:tr>
         <w:trPr>
-          <w:tblHeader w:val="false"/>
+          <w:tblHeader w:val="off"/>
         </w:trPr>
         <w:tc>
           <w:tcPr>
@@ -6012,7 +6012,7 @@
       </w:tr>
       <w:tr>
         <w:trPr>
-          <w:tblHeader w:val="false"/>
+          <w:tblHeader w:val="off"/>
         </w:trPr>
         <w:tc>
           <w:tcPr>
@@ -6065,7 +6065,7 @@
       </w:tr>
       <w:tr>
         <w:trPr>
-          <w:tblHeader w:val="false"/>
+          <w:tblHeader w:val="off"/>
         </w:trPr>
         <w:tc>
           <w:tcPr>
@@ -6200,7 +6200,7 @@
       </w:tr>
       <w:tr>
         <w:trPr>
-          <w:tblHeader w:val="false"/>
+          <w:tblHeader w:val="off"/>
         </w:trPr>
         <w:tc>
           <w:tcPr>
@@ -6253,7 +6253,7 @@
       </w:tr>
       <w:tr>
         <w:trPr>
-          <w:tblHeader w:val="false"/>
+          <w:tblHeader w:val="off"/>
         </w:trPr>
         <w:tc>
           <w:tcPr>
@@ -6306,7 +6306,7 @@
       </w:tr>
       <w:tr>
         <w:trPr>
-          <w:tblHeader w:val="false"/>
+          <w:tblHeader w:val="off"/>
         </w:trPr>
         <w:tc>
           <w:tcPr>
@@ -6359,7 +6359,7 @@
       </w:tr>
       <w:tr>
         <w:trPr>
-          <w:tblHeader w:val="false"/>
+          <w:tblHeader w:val="off"/>
         </w:trPr>
         <w:tc>
           <w:tcPr>
@@ -6412,7 +6412,7 @@
       </w:tr>
       <w:tr>
         <w:trPr>
-          <w:tblHeader w:val="false"/>
+          <w:tblHeader w:val="off"/>
         </w:trPr>
         <w:tc>
           <w:tcPr>
@@ -6465,7 +6465,7 @@
       </w:tr>
       <w:tr>
         <w:trPr>
-          <w:tblHeader w:val="false"/>
+          <w:tblHeader w:val="off"/>
         </w:trPr>
         <w:tc>
           <w:tcPr>
@@ -6518,7 +6518,7 @@
       </w:tr>
       <w:tr>
         <w:trPr>
-          <w:tblHeader w:val="false"/>
+          <w:tblHeader w:val="off"/>
         </w:trPr>
         <w:tc>
           <w:tcPr>
@@ -6571,7 +6571,7 @@
       </w:tr>
       <w:tr>
         <w:trPr>
-          <w:tblHeader w:val="false"/>
+          <w:tblHeader w:val="off"/>
         </w:trPr>
         <w:tc>
           <w:tcPr>
@@ -6624,7 +6624,7 @@
       </w:tr>
       <w:tr>
         <w:trPr>
-          <w:tblHeader w:val="false"/>
+          <w:tblHeader w:val="off"/>
         </w:trPr>
         <w:tc>
           <w:tcPr>
@@ -6677,7 +6677,7 @@
       </w:tr>
       <w:tr>
         <w:trPr>
-          <w:tblHeader w:val="false"/>
+          <w:tblHeader w:val="off"/>
         </w:trPr>
         <w:tc>
           <w:tcPr>
@@ -6730,7 +6730,7 @@
       </w:tr>
       <w:tr>
         <w:trPr>
-          <w:tblHeader w:val="false"/>
+          <w:tblHeader w:val="off"/>
         </w:trPr>
         <w:tc>
           <w:tcPr>
@@ -6783,7 +6783,7 @@
       </w:tr>
       <w:tr>
         <w:trPr>
-          <w:tblHeader w:val="false"/>
+          <w:tblHeader w:val="off"/>
         </w:trPr>
         <w:tc>
           <w:tcPr>
@@ -6918,7 +6918,7 @@
       </w:tr>
       <w:tr>
         <w:trPr>
-          <w:tblHeader w:val="false"/>
+          <w:tblHeader w:val="off"/>
         </w:trPr>
         <w:tc>
           <w:tcPr>
@@ -6971,7 +6971,7 @@
       </w:tr>
       <w:tr>
         <w:trPr>
-          <w:tblHeader w:val="false"/>
+          <w:tblHeader w:val="off"/>
         </w:trPr>
         <w:tc>
           <w:tcPr>
@@ -7024,7 +7024,7 @@
       </w:tr>
       <w:tr>
         <w:trPr>
-          <w:tblHeader w:val="false"/>
+          <w:tblHeader w:val="off"/>
         </w:trPr>
         <w:tc>
           <w:tcPr>
@@ -7077,7 +7077,7 @@
       </w:tr>
       <w:tr>
         <w:trPr>
-          <w:tblHeader w:val="false"/>
+          <w:tblHeader w:val="off"/>
         </w:trPr>
         <w:tc>
           <w:tcPr>
@@ -7130,7 +7130,7 @@
       </w:tr>
       <w:tr>
         <w:trPr>
-          <w:tblHeader w:val="false"/>
+          <w:tblHeader w:val="off"/>
         </w:trPr>
         <w:tc>
           <w:tcPr>
@@ -7183,7 +7183,7 @@
       </w:tr>
       <w:tr>
         <w:trPr>
-          <w:tblHeader w:val="false"/>
+          <w:tblHeader w:val="off"/>
         </w:trPr>
         <w:tc>
           <w:tcPr>
@@ -7236,7 +7236,7 @@
       </w:tr>
       <w:tr>
         <w:trPr>
-          <w:tblHeader w:val="false"/>
+          <w:tblHeader w:val="off"/>
         </w:trPr>
         <w:tc>
           <w:tcPr>
@@ -7289,7 +7289,7 @@
       </w:tr>
       <w:tr>
         <w:trPr>
-          <w:tblHeader w:val="false"/>
+          <w:tblHeader w:val="off"/>
         </w:trPr>
         <w:tc>
           <w:tcPr>
@@ -7342,7 +7342,7 @@
       </w:tr>
       <w:tr>
         <w:trPr>
-          <w:tblHeader w:val="false"/>
+          <w:tblHeader w:val="off"/>
         </w:trPr>
         <w:tc>
           <w:tcPr>
@@ -7395,7 +7395,7 @@
       </w:tr>
       <w:tr>
         <w:trPr>
-          <w:tblHeader w:val="false"/>
+          <w:tblHeader w:val="off"/>
         </w:trPr>
         <w:tc>
           <w:tcPr>
@@ -7448,7 +7448,7 @@
       </w:tr>
       <w:tr>
         <w:trPr>
-          <w:tblHeader w:val="false"/>
+          <w:tblHeader w:val="off"/>
         </w:trPr>
         <w:tc>
           <w:tcPr>
@@ -7501,7 +7501,7 @@
       </w:tr>
       <w:tr>
         <w:trPr>
-          <w:tblHeader w:val="false"/>
+          <w:tblHeader w:val="off"/>
         </w:trPr>
         <w:tc>
           <w:tcPr>
@@ -7636,7 +7636,7 @@
       </w:tr>
       <w:tr>
         <w:trPr>
-          <w:tblHeader w:val="false"/>
+          <w:tblHeader w:val="off"/>
         </w:trPr>
         <w:tc>
           <w:tcPr>
@@ -7689,7 +7689,7 @@
       </w:tr>
       <w:tr>
         <w:trPr>
-          <w:tblHeader w:val="false"/>
+          <w:tblHeader w:val="off"/>
         </w:trPr>
         <w:tc>
           <w:tcPr>
@@ -7742,7 +7742,7 @@
       </w:tr>
       <w:tr>
         <w:trPr>
-          <w:tblHeader w:val="false"/>
+          <w:tblHeader w:val="off"/>
         </w:trPr>
         <w:tc>
           <w:tcPr>
@@ -7795,7 +7795,7 @@
       </w:tr>
       <w:tr>
         <w:trPr>
-          <w:tblHeader w:val="false"/>
+          <w:tblHeader w:val="off"/>
         </w:trPr>
         <w:tc>
           <w:tcPr>
@@ -7848,7 +7848,7 @@
       </w:tr>
       <w:tr>
         <w:trPr>
-          <w:tblHeader w:val="false"/>
+          <w:tblHeader w:val="off"/>
         </w:trPr>
         <w:tc>
           <w:tcPr>
@@ -7901,7 +7901,7 @@
       </w:tr>
       <w:tr>
         <w:trPr>
-          <w:tblHeader w:val="false"/>
+          <w:tblHeader w:val="off"/>
         </w:trPr>
         <w:tc>
           <w:tcPr>
@@ -7954,7 +7954,7 @@
       </w:tr>
       <w:tr>
         <w:trPr>
-          <w:tblHeader w:val="false"/>
+          <w:tblHeader w:val="off"/>
         </w:trPr>
         <w:tc>
           <w:tcPr>
@@ -8007,7 +8007,7 @@
       </w:tr>
       <w:tr>
         <w:trPr>
-          <w:tblHeader w:val="false"/>
+          <w:tblHeader w:val="off"/>
         </w:trPr>
         <w:tc>
           <w:tcPr>
@@ -8060,7 +8060,7 @@
       </w:tr>
       <w:tr>
         <w:trPr>
-          <w:tblHeader w:val="false"/>
+          <w:tblHeader w:val="off"/>
         </w:trPr>
         <w:tc>
           <w:tcPr>
@@ -8113,7 +8113,7 @@
       </w:tr>
       <w:tr>
         <w:trPr>
-          <w:tblHeader w:val="false"/>
+          <w:tblHeader w:val="off"/>
         </w:trPr>
         <w:tc>
           <w:tcPr>
@@ -8166,7 +8166,7 @@
       </w:tr>
       <w:tr>
         <w:trPr>
-          <w:tblHeader w:val="false"/>
+          <w:tblHeader w:val="off"/>
         </w:trPr>
         <w:tc>
           <w:tcPr>
@@ -8219,7 +8219,7 @@
       </w:tr>
       <w:tr>
         <w:trPr>
-          <w:tblHeader w:val="false"/>
+          <w:tblHeader w:val="off"/>
         </w:trPr>
         <w:tc>
           <w:tcPr>
@@ -8354,7 +8354,7 @@
       </w:tr>
       <w:tr>
         <w:trPr>
-          <w:tblHeader w:val="false"/>
+          <w:tblHeader w:val="off"/>
         </w:trPr>
         <w:tc>
           <w:tcPr>
@@ -8407,7 +8407,7 @@
       </w:tr>
       <w:tr>
         <w:trPr>
-          <w:tblHeader w:val="false"/>
+          <w:tblHeader w:val="off"/>
         </w:trPr>
         <w:tc>
           <w:tcPr>
@@ -8460,7 +8460,7 @@
       </w:tr>
       <w:tr>
         <w:trPr>
-          <w:tblHeader w:val="false"/>
+          <w:tblHeader w:val="off"/>
         </w:trPr>
         <w:tc>
           <w:tcPr>
@@ -8513,7 +8513,7 @@
       </w:tr>
       <w:tr>
         <w:trPr>
-          <w:tblHeader w:val="false"/>
+          <w:tblHeader w:val="off"/>
         </w:trPr>
         <w:tc>
           <w:tcPr>
@@ -8566,7 +8566,7 @@
       </w:tr>
       <w:tr>
         <w:trPr>
-          <w:tblHeader w:val="false"/>
+          <w:tblHeader w:val="off"/>
         </w:trPr>
         <w:tc>
           <w:tcPr>
@@ -8619,7 +8619,7 @@
       </w:tr>
       <w:tr>
         <w:trPr>
-          <w:tblHeader w:val="false"/>
+          <w:tblHeader w:val="off"/>
         </w:trPr>
         <w:tc>
           <w:tcPr>
@@ -8672,7 +8672,7 @@
       </w:tr>
       <w:tr>
         <w:trPr>
-          <w:tblHeader w:val="false"/>
+          <w:tblHeader w:val="off"/>
         </w:trPr>
         <w:tc>
           <w:tcPr>
@@ -8725,7 +8725,7 @@
       </w:tr>
       <w:tr>
         <w:trPr>
-          <w:tblHeader w:val="false"/>
+          <w:tblHeader w:val="off"/>
         </w:trPr>
         <w:tc>
           <w:tcPr>
@@ -8778,7 +8778,7 @@
       </w:tr>
       <w:tr>
         <w:trPr>
-          <w:tblHeader w:val="false"/>
+          <w:tblHeader w:val="off"/>
         </w:trPr>
         <w:tc>
           <w:tcPr>
@@ -8831,7 +8831,7 @@
       </w:tr>
       <w:tr>
         <w:trPr>
-          <w:tblHeader w:val="false"/>
+          <w:tblHeader w:val="off"/>
         </w:trPr>
         <w:tc>
           <w:tcPr>
@@ -8884,7 +8884,7 @@
       </w:tr>
       <w:tr>
         <w:trPr>
-          <w:tblHeader w:val="false"/>
+          <w:tblHeader w:val="off"/>
         </w:trPr>
         <w:tc>
           <w:tcPr>
@@ -8937,7 +8937,7 @@
       </w:tr>
       <w:tr>
         <w:trPr>
-          <w:tblHeader w:val="false"/>
+          <w:tblHeader w:val="off"/>
         </w:trPr>
         <w:tc>
           <w:tcPr>
@@ -9072,7 +9072,7 @@
       </w:tr>
       <w:tr>
         <w:trPr>
-          <w:tblHeader w:val="false"/>
+          <w:tblHeader w:val="off"/>
         </w:trPr>
         <w:tc>
           <w:tcPr>
@@ -9125,7 +9125,7 @@
       </w:tr>
       <w:tr>
         <w:trPr>
-          <w:tblHeader w:val="false"/>
+          <w:tblHeader w:val="off"/>
         </w:trPr>
         <w:tc>
           <w:tcPr>
@@ -9178,7 +9178,7 @@
       </w:tr>
       <w:tr>
         <w:trPr>
-          <w:tblHeader w:val="false"/>
+          <w:tblHeader w:val="off"/>
         </w:trPr>
         <w:tc>
           <w:tcPr>
@@ -9231,7 +9231,7 @@
       </w:tr>
       <w:tr>
         <w:trPr>
-          <w:tblHeader w:val="false"/>
+          <w:tblHeader w:val="off"/>
         </w:trPr>
         <w:tc>
           <w:tcPr>
@@ -9284,7 +9284,7 @@
       </w:tr>
       <w:tr>
         <w:trPr>
-          <w:tblHeader w:val="false"/>
+          <w:tblHeader w:val="off"/>
         </w:trPr>
         <w:tc>
           <w:tcPr>
@@ -9337,7 +9337,7 @@
       </w:tr>
       <w:tr>
         <w:trPr>
-          <w:tblHeader w:val="false"/>
+          <w:tblHeader w:val="off"/>
         </w:trPr>
         <w:tc>
           <w:tcPr>
@@ -9390,7 +9390,7 @@
       </w:tr>
       <w:tr>
         <w:trPr>
-          <w:tblHeader w:val="false"/>
+          <w:tblHeader w:val="off"/>
         </w:trPr>
         <w:tc>
           <w:tcPr>
@@ -9443,7 +9443,7 @@
       </w:tr>
       <w:tr>
         <w:trPr>
-          <w:tblHeader w:val="false"/>
+          <w:tblHeader w:val="off"/>
         </w:trPr>
         <w:tc>
           <w:tcPr>
@@ -9496,7 +9496,7 @@
       </w:tr>
       <w:tr>
         <w:trPr>
-          <w:tblHeader w:val="false"/>
+          <w:tblHeader w:val="off"/>
         </w:trPr>
         <w:tc>
           <w:tcPr>
@@ -9549,7 +9549,7 @@
       </w:tr>
       <w:tr>
         <w:trPr>
-          <w:tblHeader w:val="false"/>
+          <w:tblHeader w:val="off"/>
         </w:trPr>
         <w:tc>
           <w:tcPr>
@@ -9602,7 +9602,7 @@
       </w:tr>
       <w:tr>
         <w:trPr>
-          <w:tblHeader w:val="false"/>
+          <w:tblHeader w:val="off"/>
         </w:trPr>
         <w:tc>
           <w:tcPr>
@@ -9655,7 +9655,7 @@
       </w:tr>
       <w:tr>
         <w:trPr>
-          <w:tblHeader w:val="false"/>
+          <w:tblHeader w:val="off"/>
         </w:trPr>
         <w:tc>
           <w:tcPr>
@@ -9790,7 +9790,7 @@
       </w:tr>
       <w:tr>
         <w:trPr>
-          <w:tblHeader w:val="false"/>
+          <w:tblHeader w:val="off"/>
         </w:trPr>
         <w:tc>
           <w:tcPr>
@@ -9843,7 +9843,7 @@
       </w:tr>
       <w:tr>
         <w:trPr>
-          <w:tblHeader w:val="false"/>
+          <w:tblHeader w:val="off"/>
         </w:trPr>
         <w:tc>
           <w:tcPr>
@@ -9896,7 +9896,7 @@
       </w:tr>
       <w:tr>
         <w:trPr>
-          <w:tblHeader w:val="false"/>
+          <w:tblHeader w:val="off"/>
         </w:trPr>
         <w:tc>
           <w:tcPr>
@@ -9949,7 +9949,7 @@
       </w:tr>
       <w:tr>
         <w:trPr>
-          <w:tblHeader w:val="false"/>
+          <w:tblHeader w:val="off"/>
         </w:trPr>
         <w:tc>
           <w:tcPr>
@@ -10002,7 +10002,7 @@
       </w:tr>
       <w:tr>
         <w:trPr>
-          <w:tblHeader w:val="false"/>
+          <w:tblHeader w:val="off"/>
         </w:trPr>
         <w:tc>
           <w:tcPr>
@@ -10055,7 +10055,7 @@
       </w:tr>
       <w:tr>
         <w:trPr>
-          <w:tblHeader w:val="false"/>
+          <w:tblHeader w:val="off"/>
         </w:trPr>
         <w:tc>
           <w:tcPr>
@@ -10108,7 +10108,7 @@
       </w:tr>
       <w:tr>
         <w:trPr>
-          <w:tblHeader w:val="false"/>
+          <w:tblHeader w:val="off"/>
         </w:trPr>
         <w:tc>
           <w:tcPr>
@@ -10161,7 +10161,7 @@
       </w:tr>
       <w:tr>
         <w:trPr>
-          <w:tblHeader w:val="false"/>
+          <w:tblHeader w:val="off"/>
         </w:trPr>
         <w:tc>
           <w:tcPr>
@@ -10214,7 +10214,7 @@
       </w:tr>
       <w:tr>
         <w:trPr>
-          <w:tblHeader w:val="false"/>
+          <w:tblHeader w:val="off"/>
         </w:trPr>
         <w:tc>
           <w:tcPr>
@@ -10267,7 +10267,7 @@
       </w:tr>
       <w:tr>
         <w:trPr>
-          <w:tblHeader w:val="false"/>
+          <w:tblHeader w:val="off"/>
         </w:trPr>
         <w:tc>
           <w:tcPr>
@@ -10320,7 +10320,7 @@
       </w:tr>
       <w:tr>
         <w:trPr>
-          <w:tblHeader w:val="false"/>
+          <w:tblHeader w:val="off"/>
         </w:trPr>
         <w:tc>
           <w:tcPr>
@@ -10373,7 +10373,7 @@
       </w:tr>
       <w:tr>
         <w:trPr>
-          <w:tblHeader w:val="false"/>
+          <w:tblHeader w:val="off"/>
         </w:trPr>
         <w:tc>
           <w:tcPr>
@@ -10508,7 +10508,7 @@
       </w:tr>
       <w:tr>
         <w:trPr>
-          <w:tblHeader w:val="false"/>
+          <w:tblHeader w:val="off"/>
         </w:trPr>
         <w:tc>
           <w:tcPr>
@@ -10561,7 +10561,7 @@
       </w:tr>
       <w:tr>
         <w:trPr>
-          <w:tblHeader w:val="false"/>
+          <w:tblHeader w:val="off"/>
         </w:trPr>
         <w:tc>
           <w:tcPr>
@@ -10614,7 +10614,7 @@
       </w:tr>
       <w:tr>
         <w:trPr>
-          <w:tblHeader w:val="false"/>
+          <w:tblHeader w:val="off"/>
         </w:trPr>
         <w:tc>
           <w:tcPr>
@@ -10667,7 +10667,7 @@
       </w:tr>
       <w:tr>
         <w:trPr>
-          <w:tblHeader w:val="false"/>
+          <w:tblHeader w:val="off"/>
         </w:trPr>
         <w:tc>
           <w:tcPr>
@@ -10720,7 +10720,7 @@
       </w:tr>
       <w:tr>
         <w:trPr>
-          <w:tblHeader w:val="false"/>
+          <w:tblHeader w:val="off"/>
         </w:trPr>
         <w:tc>
           <w:tcPr>
@@ -10773,7 +10773,7 @@
       </w:tr>
       <w:tr>
         <w:trPr>
-          <w:tblHeader w:val="false"/>
+          <w:tblHeader w:val="off"/>
         </w:trPr>
         <w:tc>
           <w:tcPr>
@@ -10826,7 +10826,7 @@
       </w:tr>
       <w:tr>
         <w:trPr>
-          <w:tblHeader w:val="false"/>
+          <w:tblHeader w:val="off"/>
         </w:trPr>
         <w:tc>
           <w:tcPr>
@@ -10879,7 +10879,7 @@
       </w:tr>
       <w:tr>
         <w:trPr>
-          <w:tblHeader w:val="false"/>
+          <w:tblHeader w:val="off"/>
         </w:trPr>
         <w:tc>
           <w:tcPr>
@@ -10932,7 +10932,7 @@
       </w:tr>
       <w:tr>
         <w:trPr>
-          <w:tblHeader w:val="false"/>
+          <w:tblHeader w:val="off"/>
         </w:trPr>
         <w:tc>
           <w:tcPr>
@@ -10985,7 +10985,7 @@
       </w:tr>
       <w:tr>
         <w:trPr>
-          <w:tblHeader w:val="false"/>
+          <w:tblHeader w:val="off"/>
         </w:trPr>
         <w:tc>
           <w:tcPr>
@@ -11038,7 +11038,7 @@
       </w:tr>
       <w:tr>
         <w:trPr>
-          <w:tblHeader w:val="false"/>
+          <w:tblHeader w:val="off"/>
         </w:trPr>
         <w:tc>
           <w:tcPr>
@@ -11091,7 +11091,7 @@
       </w:tr>
       <w:tr>
         <w:trPr>
-          <w:tblHeader w:val="false"/>
+          <w:tblHeader w:val="off"/>
         </w:trPr>
         <w:tc>
           <w:tcPr>
@@ -11208,7 +11208,7 @@
       </w:tblGrid>
       <w:tr>
         <w:trPr>
-          <w:tblHeader w:val="false"/>
+          <w:tblHeader w:val="off"/>
         </w:trPr>
         <w:tc>
           <w:tcPr>
@@ -11384,7 +11384,7 @@
       </w:tblGrid>
       <w:tr>
         <w:trPr>
-          <w:tblHeader w:val="false"/>
+          <w:tblHeader w:val="off"/>
         </w:trPr>
         <w:tc>
           <w:tcPr>
@@ -11437,7 +11437,7 @@
       </w:tr>
       <w:tr>
         <w:trPr>
-          <w:tblHeader w:val="false"/>
+          <w:tblHeader w:val="off"/>
         </w:trPr>
         <w:tc>
           <w:tcPr>
@@ -11490,7 +11490,7 @@
       </w:tr>
       <w:tr>
         <w:trPr>
-          <w:tblHeader w:val="false"/>
+          <w:tblHeader w:val="off"/>
         </w:trPr>
         <w:tc>
           <w:tcPr>
@@ -11543,7 +11543,7 @@
       </w:tr>
       <w:tr>
         <w:trPr>
-          <w:tblHeader w:val="false"/>
+          <w:tblHeader w:val="off"/>
         </w:trPr>
         <w:tc>
           <w:tcPr>
@@ -11596,7 +11596,7 @@
       </w:tr>
       <w:tr>
         <w:trPr>
-          <w:tblHeader w:val="false"/>
+          <w:tblHeader w:val="off"/>
         </w:trPr>
         <w:tc>
           <w:tcPr>
@@ -11649,7 +11649,7 @@
       </w:tr>
       <w:tr>
         <w:trPr>
-          <w:tblHeader w:val="false"/>
+          <w:tblHeader w:val="off"/>
         </w:trPr>
         <w:tc>
           <w:tcPr>
@@ -11862,7 +11862,7 @@
       </w:tr>
       <w:tr>
         <w:trPr>
-          <w:tblHeader w:val="false"/>
+          <w:tblHeader w:val="off"/>
         </w:trPr>
         <w:tc>
           <w:tcPr>
@@ -11987,7 +11987,7 @@
       </w:tr>
       <w:tr>
         <w:trPr>
-          <w:tblHeader w:val="false"/>
+          <w:tblHeader w:val="off"/>
         </w:trPr>
         <w:tc>
           <w:tcPr>
@@ -12112,7 +12112,7 @@
       </w:tr>
       <w:tr>
         <w:trPr>
-          <w:tblHeader w:val="false"/>
+          <w:tblHeader w:val="off"/>
         </w:trPr>
         <w:tc>
           <w:tcPr>
@@ -12237,7 +12237,7 @@
       </w:tr>
       <w:tr>
         <w:trPr>
-          <w:tblHeader w:val="false"/>
+          <w:tblHeader w:val="off"/>
         </w:trPr>
         <w:tc>
           <w:tcPr>
@@ -12362,7 +12362,7 @@
       </w:tr>
       <w:tr>
         <w:trPr>
-          <w:tblHeader w:val="false"/>
+          <w:tblHeader w:val="off"/>
         </w:trPr>
         <w:tc>
           <w:tcPr>
@@ -12487,7 +12487,7 @@
       </w:tr>
       <w:tr>
         <w:trPr>
-          <w:tblHeader w:val="false"/>
+          <w:tblHeader w:val="off"/>
         </w:trPr>
         <w:tc>
           <w:tcPr>
@@ -12612,7 +12612,7 @@
       </w:tr>
       <w:tr>
         <w:trPr>
-          <w:tblHeader w:val="false"/>
+          <w:tblHeader w:val="off"/>
         </w:trPr>
         <w:tc>
           <w:tcPr>
@@ -12737,7 +12737,7 @@
       </w:tr>
       <w:tr>
         <w:trPr>
-          <w:tblHeader w:val="false"/>
+          <w:tblHeader w:val="off"/>
         </w:trPr>
         <w:tc>
           <w:tcPr>
@@ -12996,7 +12996,7 @@
       </w:tr>
       <w:tr>
         <w:trPr>
-          <w:tblHeader w:val="false"/>
+          <w:tblHeader w:val="off"/>
         </w:trPr>
         <w:tc>
           <w:tcPr>
@@ -13097,7 +13097,7 @@
       </w:tr>
       <w:tr>
         <w:trPr>
-          <w:tblHeader w:val="false"/>
+          <w:tblHeader w:val="off"/>
         </w:trPr>
         <w:tc>
           <w:tcPr>
@@ -13198,7 +13198,7 @@
       </w:tr>
       <w:tr>
         <w:trPr>
-          <w:tblHeader w:val="false"/>
+          <w:tblHeader w:val="off"/>
         </w:trPr>
         <w:tc>
           <w:tcPr>
@@ -13299,7 +13299,7 @@
       </w:tr>
       <w:tr>
         <w:trPr>
-          <w:tblHeader w:val="false"/>
+          <w:tblHeader w:val="off"/>
         </w:trPr>
         <w:tc>
           <w:tcPr>
@@ -13400,7 +13400,7 @@
       </w:tr>
       <w:tr>
         <w:trPr>
-          <w:tblHeader w:val="false"/>
+          <w:tblHeader w:val="off"/>
         </w:trPr>
         <w:tc>
           <w:tcPr>
@@ -13528,7 +13528,7 @@
       </w:tblGrid>
       <w:tr>
         <w:trPr>
-          <w:tblHeader w:val="false"/>
+          <w:tblHeader w:val="off"/>
         </w:trPr>
         <w:tc>
           <w:tcPr>
@@ -13581,7 +13581,7 @@
       </w:tr>
       <w:tr>
         <w:trPr>
-          <w:tblHeader w:val="false"/>
+          <w:tblHeader w:val="off"/>
         </w:trPr>
         <w:tc>
           <w:tcPr>
@@ -13634,7 +13634,7 @@
       </w:tr>
       <w:tr>
         <w:trPr>
-          <w:tblHeader w:val="false"/>
+          <w:tblHeader w:val="off"/>
         </w:trPr>
         <w:tc>
           <w:tcPr>
@@ -13687,7 +13687,7 @@
       </w:tr>
       <w:tr>
         <w:trPr>
-          <w:tblHeader w:val="false"/>
+          <w:tblHeader w:val="off"/>
         </w:trPr>
         <w:tc>
           <w:tcPr>
@@ -13826,7 +13826,7 @@
       </w:tblGrid>
       <w:tr>
         <w:trPr>
-          <w:tblHeader w:val="false"/>
+          <w:tblHeader w:val="off"/>
         </w:trPr>
         <w:tc>
           <w:tcPr>
@@ -14002,7 +14002,7 @@
       </w:tblGrid>
       <w:tr>
         <w:trPr>
-          <w:tblHeader w:val="false"/>
+          <w:tblHeader w:val="off"/>
         </w:trPr>
         <w:tc>
           <w:tcPr>
@@ -14055,7 +14055,7 @@
       </w:tr>
       <w:tr>
         <w:trPr>
-          <w:tblHeader w:val="false"/>
+          <w:tblHeader w:val="off"/>
         </w:trPr>
         <w:tc>
           <w:tcPr>
@@ -14108,7 +14108,7 @@
       </w:tr>
       <w:tr>
         <w:trPr>
-          <w:tblHeader w:val="false"/>
+          <w:tblHeader w:val="off"/>
         </w:trPr>
         <w:tc>
           <w:tcPr>
@@ -14161,7 +14161,7 @@
       </w:tr>
       <w:tr>
         <w:trPr>
-          <w:tblHeader w:val="false"/>
+          <w:tblHeader w:val="off"/>
         </w:trPr>
         <w:tc>
           <w:tcPr>
@@ -14214,7 +14214,7 @@
       </w:tr>
       <w:tr>
         <w:trPr>
-          <w:tblHeader w:val="false"/>
+          <w:tblHeader w:val="off"/>
         </w:trPr>
         <w:tc>
           <w:tcPr>
@@ -14267,7 +14267,7 @@
       </w:tr>
       <w:tr>
         <w:trPr>
-          <w:tblHeader w:val="false"/>
+          <w:tblHeader w:val="off"/>
         </w:trPr>
         <w:tc>
           <w:tcPr>
@@ -14480,7 +14480,7 @@
       </w:tr>
       <w:tr>
         <w:trPr>
-          <w:tblHeader w:val="false"/>
+          <w:tblHeader w:val="off"/>
         </w:trPr>
         <w:tc>
           <w:tcPr>
@@ -14605,7 +14605,7 @@
       </w:tr>
       <w:tr>
         <w:trPr>
-          <w:tblHeader w:val="false"/>
+          <w:tblHeader w:val="off"/>
         </w:trPr>
         <w:tc>
           <w:tcPr>
@@ -14730,7 +14730,7 @@
       </w:tr>
       <w:tr>
         <w:trPr>
-          <w:tblHeader w:val="false"/>
+          <w:tblHeader w:val="off"/>
         </w:trPr>
         <w:tc>
           <w:tcPr>
@@ -14855,7 +14855,7 @@
       </w:tr>
       <w:tr>
         <w:trPr>
-          <w:tblHeader w:val="false"/>
+          <w:tblHeader w:val="off"/>
         </w:trPr>
         <w:tc>
           <w:tcPr>
@@ -14980,7 +14980,7 @@
       </w:tr>
       <w:tr>
         <w:trPr>
-          <w:tblHeader w:val="false"/>
+          <w:tblHeader w:val="off"/>
         </w:trPr>
         <w:tc>
           <w:tcPr>
@@ -15105,7 +15105,7 @@
       </w:tr>
       <w:tr>
         <w:trPr>
-          <w:tblHeader w:val="false"/>
+          <w:tblHeader w:val="off"/>
         </w:trPr>
         <w:tc>
           <w:tcPr>
@@ -15230,7 +15230,7 @@
       </w:tr>
       <w:tr>
         <w:trPr>
-          <w:tblHeader w:val="false"/>
+          <w:tblHeader w:val="off"/>
         </w:trPr>
         <w:tc>
           <w:tcPr>
@@ -15355,7 +15355,7 @@
       </w:tr>
       <w:tr>
         <w:trPr>
-          <w:tblHeader w:val="false"/>
+          <w:tblHeader w:val="off"/>
         </w:trPr>
         <w:tc>
           <w:tcPr>
@@ -15614,7 +15614,7 @@
       </w:tr>
       <w:tr>
         <w:trPr>
-          <w:tblHeader w:val="false"/>
+          <w:tblHeader w:val="off"/>
         </w:trPr>
         <w:tc>
           <w:tcPr>
@@ -15715,7 +15715,7 @@
       </w:tr>
       <w:tr>
         <w:trPr>
-          <w:tblHeader w:val="false"/>
+          <w:tblHeader w:val="off"/>
         </w:trPr>
         <w:tc>
           <w:tcPr>
@@ -15816,7 +15816,7 @@
       </w:tr>
       <w:tr>
         <w:trPr>
-          <w:tblHeader w:val="false"/>
+          <w:tblHeader w:val="off"/>
         </w:trPr>
         <w:tc>
           <w:tcPr>
@@ -15917,7 +15917,7 @@
       </w:tr>
       <w:tr>
         <w:trPr>
-          <w:tblHeader w:val="false"/>
+          <w:tblHeader w:val="off"/>
         </w:trPr>
         <w:tc>
           <w:tcPr>
@@ -16018,7 +16018,7 @@
       </w:tr>
       <w:tr>
         <w:trPr>
-          <w:tblHeader w:val="false"/>
+          <w:tblHeader w:val="off"/>
         </w:trPr>
         <w:tc>
           <w:tcPr>
@@ -16146,7 +16146,7 @@
       </w:tblGrid>
       <w:tr>
         <w:trPr>
-          <w:tblHeader w:val="false"/>
+          <w:tblHeader w:val="off"/>
         </w:trPr>
         <w:tc>
           <w:tcPr>
@@ -16199,7 +16199,7 @@
       </w:tr>
       <w:tr>
         <w:trPr>
-          <w:tblHeader w:val="false"/>
+          <w:tblHeader w:val="off"/>
         </w:trPr>
         <w:tc>
           <w:tcPr>
@@ -16252,7 +16252,7 @@
       </w:tr>
       <w:tr>
         <w:trPr>
-          <w:tblHeader w:val="false"/>
+          <w:tblHeader w:val="off"/>
         </w:trPr>
         <w:tc>
           <w:tcPr>
@@ -16305,7 +16305,7 @@
       </w:tr>
       <w:tr>
         <w:trPr>
-          <w:tblHeader w:val="false"/>
+          <w:tblHeader w:val="off"/>
         </w:trPr>
         <w:tc>
           <w:tcPr>
@@ -16444,7 +16444,7 @@
       </w:tblGrid>
       <w:tr>
         <w:trPr>
-          <w:tblHeader w:val="false"/>
+          <w:tblHeader w:val="off"/>
         </w:trPr>
         <w:tc>
           <w:tcPr>
@@ -16620,7 +16620,7 @@
       </w:tblGrid>
       <w:tr>
         <w:trPr>
-          <w:tblHeader w:val="false"/>
+          <w:tblHeader w:val="off"/>
         </w:trPr>
         <w:tc>
           <w:tcPr>
@@ -16673,7 +16673,7 @@
       </w:tr>
       <w:tr>
         <w:trPr>
-          <w:tblHeader w:val="false"/>
+          <w:tblHeader w:val="off"/>
         </w:trPr>
         <w:tc>
           <w:tcPr>
@@ -16726,7 +16726,7 @@
       </w:tr>
       <w:tr>
         <w:trPr>
-          <w:tblHeader w:val="false"/>
+          <w:tblHeader w:val="off"/>
         </w:trPr>
         <w:tc>
           <w:tcPr>
@@ -16779,7 +16779,7 @@
       </w:tr>
       <w:tr>
         <w:trPr>
-          <w:tblHeader w:val="false"/>
+          <w:tblHeader w:val="off"/>
         </w:trPr>
         <w:tc>
           <w:tcPr>
@@ -16832,7 +16832,7 @@
       </w:tr>
       <w:tr>
         <w:trPr>
-          <w:tblHeader w:val="false"/>
+          <w:tblHeader w:val="off"/>
         </w:trPr>
         <w:tc>
           <w:tcPr>
@@ -16885,7 +16885,7 @@
       </w:tr>
       <w:tr>
         <w:trPr>
-          <w:tblHeader w:val="false"/>
+          <w:tblHeader w:val="off"/>
         </w:trPr>
         <w:tc>
           <w:tcPr>
@@ -17098,7 +17098,7 @@
       </w:tr>
       <w:tr>
         <w:trPr>
-          <w:tblHeader w:val="false"/>
+          <w:tblHeader w:val="off"/>
         </w:trPr>
         <w:tc>
           <w:tcPr>
@@ -17223,7 +17223,7 @@
       </w:tr>
       <w:tr>
         <w:trPr>
-          <w:tblHeader w:val="false"/>
+          <w:tblHeader w:val="off"/>
         </w:trPr>
         <w:tc>
           <w:tcPr>
@@ -17348,7 +17348,7 @@
       </w:tr>
       <w:tr>
         <w:trPr>
-          <w:tblHeader w:val="false"/>
+          <w:tblHeader w:val="off"/>
         </w:trPr>
         <w:tc>
           <w:tcPr>
@@ -17473,7 +17473,7 @@
       </w:tr>
       <w:tr>
         <w:trPr>
-          <w:tblHeader w:val="false"/>
+          <w:tblHeader w:val="off"/>
         </w:trPr>
         <w:tc>
           <w:tcPr>
@@ -17598,7 +17598,7 @@
       </w:tr>
       <w:tr>
         <w:trPr>
-          <w:tblHeader w:val="false"/>
+          <w:tblHeader w:val="off"/>
         </w:trPr>
         <w:tc>
           <w:tcPr>
@@ -17723,7 +17723,7 @@
       </w:tr>
       <w:tr>
         <w:trPr>
-          <w:tblHeader w:val="false"/>
+          <w:tblHeader w:val="off"/>
         </w:trPr>
         <w:tc>
           <w:tcPr>
@@ -17848,7 +17848,7 @@
       </w:tr>
       <w:tr>
         <w:trPr>
-          <w:tblHeader w:val="false"/>
+          <w:tblHeader w:val="off"/>
         </w:trPr>
         <w:tc>
           <w:tcPr>
@@ -17973,7 +17973,7 @@
       </w:tr>
       <w:tr>
         <w:trPr>
-          <w:tblHeader w:val="false"/>
+          <w:tblHeader w:val="off"/>
         </w:trPr>
         <w:tc>
           <w:tcPr>
@@ -18232,7 +18232,7 @@
       </w:tr>
       <w:tr>
         <w:trPr>
-          <w:tblHeader w:val="false"/>
+          <w:tblHeader w:val="off"/>
         </w:trPr>
         <w:tc>
           <w:tcPr>
@@ -18333,7 +18333,7 @@
       </w:tr>
       <w:tr>
         <w:trPr>
-          <w:tblHeader w:val="false"/>
+          <w:tblHeader w:val="off"/>
         </w:trPr>
         <w:tc>
           <w:tcPr>
@@ -18434,7 +18434,7 @@
       </w:tr>
       <w:tr>
         <w:trPr>
-          <w:tblHeader w:val="false"/>
+          <w:tblHeader w:val="off"/>
         </w:trPr>
         <w:tc>
           <w:tcPr>
@@ -18535,7 +18535,7 @@
       </w:tr>
       <w:tr>
         <w:trPr>
-          <w:tblHeader w:val="false"/>
+          <w:tblHeader w:val="off"/>
         </w:trPr>
         <w:tc>
           <w:tcPr>
@@ -18636,7 +18636,7 @@
       </w:tr>
       <w:tr>
         <w:trPr>
-          <w:tblHeader w:val="false"/>
+          <w:tblHeader w:val="off"/>
         </w:trPr>
         <w:tc>
           <w:tcPr>
@@ -18764,7 +18764,7 @@
       </w:tblGrid>
       <w:tr>
         <w:trPr>
-          <w:tblHeader w:val="false"/>
+          <w:tblHeader w:val="off"/>
         </w:trPr>
         <w:tc>
           <w:tcPr>
@@ -18817,7 +18817,7 @@
       </w:tr>
       <w:tr>
         <w:trPr>
-          <w:tblHeader w:val="false"/>
+          <w:tblHeader w:val="off"/>
         </w:trPr>
         <w:tc>
           <w:tcPr>
@@ -18870,7 +18870,7 @@
       </w:tr>
       <w:tr>
         <w:trPr>
-          <w:tblHeader w:val="false"/>
+          <w:tblHeader w:val="off"/>
         </w:trPr>
         <w:tc>
           <w:tcPr>
@@ -18923,7 +18923,7 @@
       </w:tr>
       <w:tr>
         <w:trPr>
-          <w:tblHeader w:val="false"/>
+          <w:tblHeader w:val="off"/>
         </w:trPr>
         <w:tc>
           <w:tcPr>
@@ -19062,7 +19062,7 @@
       </w:tblGrid>
       <w:tr>
         <w:trPr>
-          <w:tblHeader w:val="false"/>
+          <w:tblHeader w:val="off"/>
         </w:trPr>
         <w:tc>
           <w:tcPr>
@@ -19238,7 +19238,7 @@
       </w:tblGrid>
       <w:tr>
         <w:trPr>
-          <w:tblHeader w:val="false"/>
+          <w:tblHeader w:val="off"/>
         </w:trPr>
         <w:tc>
           <w:tcPr>
@@ -19291,7 +19291,7 @@
       </w:tr>
       <w:tr>
         <w:trPr>
-          <w:tblHeader w:val="false"/>
+          <w:tblHeader w:val="off"/>
         </w:trPr>
         <w:tc>
           <w:tcPr>
@@ -19344,7 +19344,7 @@
       </w:tr>
       <w:tr>
         <w:trPr>
-          <w:tblHeader w:val="false"/>
+          <w:tblHeader w:val="off"/>
         </w:trPr>
         <w:tc>
           <w:tcPr>
@@ -19397,7 +19397,7 @@
       </w:tr>
       <w:tr>
         <w:trPr>
-          <w:tblHeader w:val="false"/>
+          <w:tblHeader w:val="off"/>
         </w:trPr>
         <w:tc>
           <w:tcPr>
@@ -19450,7 +19450,7 @@
       </w:tr>
       <w:tr>
         <w:trPr>
-          <w:tblHeader w:val="false"/>
+          <w:tblHeader w:val="off"/>
         </w:trPr>
         <w:tc>
           <w:tcPr>
@@ -19503,7 +19503,7 @@
       </w:tr>
       <w:tr>
         <w:trPr>
-          <w:tblHeader w:val="false"/>
+          <w:tblHeader w:val="off"/>
         </w:trPr>
         <w:tc>
           <w:tcPr>
@@ -19716,7 +19716,7 @@
       </w:tr>
       <w:tr>
         <w:trPr>
-          <w:tblHeader w:val="false"/>
+          <w:tblHeader w:val="off"/>
         </w:trPr>
         <w:tc>
           <w:tcPr>
@@ -19841,7 +19841,7 @@
       </w:tr>
       <w:tr>
         <w:trPr>
-          <w:tblHeader w:val="false"/>
+          <w:tblHeader w:val="off"/>
         </w:trPr>
         <w:tc>
           <w:tcPr>
@@ -19966,7 +19966,7 @@
       </w:tr>
       <w:tr>
         <w:trPr>
-          <w:tblHeader w:val="false"/>
+          <w:tblHeader w:val="off"/>
         </w:trPr>
         <w:tc>
           <w:tcPr>
@@ -20091,7 +20091,7 @@
       </w:tr>
       <w:tr>
         <w:trPr>
-          <w:tblHeader w:val="false"/>
+          <w:tblHeader w:val="off"/>
         </w:trPr>
         <w:tc>
           <w:tcPr>
@@ -20216,7 +20216,7 @@
       </w:tr>
       <w:tr>
         <w:trPr>
-          <w:tblHeader w:val="false"/>
+          <w:tblHeader w:val="off"/>
         </w:trPr>
         <w:tc>
           <w:tcPr>
@@ -20341,7 +20341,7 @@
       </w:tr>
       <w:tr>
         <w:trPr>
-          <w:tblHeader w:val="false"/>
+          <w:tblHeader w:val="off"/>
         </w:trPr>
         <w:tc>
           <w:tcPr>
@@ -20466,7 +20466,7 @@
       </w:tr>
       <w:tr>
         <w:trPr>
-          <w:tblHeader w:val="false"/>
+          <w:tblHeader w:val="off"/>
         </w:trPr>
         <w:tc>
           <w:tcPr>
@@ -20591,7 +20591,7 @@
       </w:tr>
       <w:tr>
         <w:trPr>
-          <w:tblHeader w:val="false"/>
+          <w:tblHeader w:val="off"/>
         </w:trPr>
         <w:tc>
           <w:tcPr>
@@ -20850,7 +20850,7 @@
       </w:tr>
       <w:tr>
         <w:trPr>
-          <w:tblHeader w:val="false"/>
+          <w:tblHeader w:val="off"/>
         </w:trPr>
         <w:tc>
           <w:tcPr>
@@ -20951,7 +20951,7 @@
       </w:tr>
       <w:tr>
         <w:trPr>
-          <w:tblHeader w:val="false"/>
+          <w:tblHeader w:val="off"/>
         </w:trPr>
         <w:tc>
           <w:tcPr>
@@ -21052,7 +21052,7 @@
       </w:tr>
       <w:tr>
         <w:trPr>
-          <w:tblHeader w:val="false"/>
+          <w:tblHeader w:val="off"/>
         </w:trPr>
         <w:tc>
           <w:tcPr>
@@ -21153,7 +21153,7 @@
       </w:tr>
       <w:tr>
         <w:trPr>
-          <w:tblHeader w:val="false"/>
+          <w:tblHeader w:val="off"/>
         </w:trPr>
         <w:tc>
           <w:tcPr>
@@ -21254,7 +21254,7 @@
       </w:tr>
       <w:tr>
         <w:trPr>
-          <w:tblHeader w:val="false"/>
+          <w:tblHeader w:val="off"/>
         </w:trPr>
         <w:tc>
           <w:tcPr>
@@ -21382,7 +21382,7 @@
       </w:tblGrid>
       <w:tr>
         <w:trPr>
-          <w:tblHeader w:val="false"/>
+          <w:tblHeader w:val="off"/>
         </w:trPr>
         <w:tc>
           <w:tcPr>
@@ -21435,7 +21435,7 @@
       </w:tr>
       <w:tr>
         <w:trPr>
-          <w:tblHeader w:val="false"/>
+          <w:tblHeader w:val="off"/>
         </w:trPr>
         <w:tc>
           <w:tcPr>
@@ -21488,7 +21488,7 @@
       </w:tr>
       <w:tr>
         <w:trPr>
-          <w:tblHeader w:val="false"/>
+          <w:tblHeader w:val="off"/>
         </w:trPr>
         <w:tc>
           <w:tcPr>
@@ -21541,7 +21541,7 @@
       </w:tr>
       <w:tr>
         <w:trPr>
-          <w:tblHeader w:val="false"/>
+          <w:tblHeader w:val="off"/>
         </w:trPr>
         <w:tc>
           <w:tcPr>
@@ -21680,7 +21680,7 @@
       </w:tblGrid>
       <w:tr>
         <w:trPr>
-          <w:tblHeader w:val="false"/>
+          <w:tblHeader w:val="off"/>
         </w:trPr>
         <w:tc>
           <w:tcPr>
@@ -21856,7 +21856,7 @@
       </w:tblGrid>
       <w:tr>
         <w:trPr>
-          <w:tblHeader w:val="false"/>
+          <w:tblHeader w:val="off"/>
         </w:trPr>
         <w:tc>
           <w:tcPr>
@@ -21909,7 +21909,7 @@
       </w:tr>
       <w:tr>
         <w:trPr>
-          <w:tblHeader w:val="false"/>
+          <w:tblHeader w:val="off"/>
         </w:trPr>
         <w:tc>
           <w:tcPr>
@@ -21962,7 +21962,7 @@
       </w:tr>
       <w:tr>
         <w:trPr>
-          <w:tblHeader w:val="false"/>
+          <w:tblHeader w:val="off"/>
         </w:trPr>
         <w:tc>
           <w:tcPr>
@@ -22015,7 +22015,7 @@
       </w:tr>
       <w:tr>
         <w:trPr>
-          <w:tblHeader w:val="false"/>
+          <w:tblHeader w:val="off"/>
         </w:trPr>
         <w:tc>
           <w:tcPr>
@@ -22068,7 +22068,7 @@
       </w:tr>
       <w:tr>
         <w:trPr>
-          <w:tblHeader w:val="false"/>
+          <w:tblHeader w:val="off"/>
         </w:trPr>
         <w:tc>
           <w:tcPr>
@@ -22121,7 +22121,7 @@
       </w:tr>
       <w:tr>
         <w:trPr>
-          <w:tblHeader w:val="false"/>
+          <w:tblHeader w:val="off"/>
         </w:trPr>
         <w:tc>
           <w:tcPr>
@@ -22334,7 +22334,7 @@
       </w:tr>
       <w:tr>
         <w:trPr>
-          <w:tblHeader w:val="false"/>
+          <w:tblHeader w:val="off"/>
         </w:trPr>
         <w:tc>
           <w:tcPr>
@@ -22459,7 +22459,7 @@
       </w:tr>
       <w:tr>
         <w:trPr>
-          <w:tblHeader w:val="false"/>
+          <w:tblHeader w:val="off"/>
         </w:trPr>
         <w:tc>
           <w:tcPr>
@@ -22584,7 +22584,7 @@
       </w:tr>
       <w:tr>
         <w:trPr>
-          <w:tblHeader w:val="false"/>
+          <w:tblHeader w:val="off"/>
         </w:trPr>
         <w:tc>
           <w:tcPr>
@@ -22709,7 +22709,7 @@
       </w:tr>
       <w:tr>
         <w:trPr>
-          <w:tblHeader w:val="false"/>
+          <w:tblHeader w:val="off"/>
         </w:trPr>
         <w:tc>
           <w:tcPr>
@@ -22834,7 +22834,7 @@
       </w:tr>
       <w:tr>
         <w:trPr>
-          <w:tblHeader w:val="false"/>
+          <w:tblHeader w:val="off"/>
         </w:trPr>
         <w:tc>
           <w:tcPr>
@@ -22959,7 +22959,7 @@
       </w:tr>
       <w:tr>
         <w:trPr>
-          <w:tblHeader w:val="false"/>
+          <w:tblHeader w:val="off"/>
         </w:trPr>
         <w:tc>
           <w:tcPr>
@@ -23084,7 +23084,7 @@
       </w:tr>
       <w:tr>
         <w:trPr>
-          <w:tblHeader w:val="false"/>
+          <w:tblHeader w:val="off"/>
         </w:trPr>
         <w:tc>
           <w:tcPr>
@@ -23209,7 +23209,7 @@
       </w:tr>
       <w:tr>
         <w:trPr>
-          <w:tblHeader w:val="false"/>
+          <w:tblHeader w:val="off"/>
         </w:trPr>
         <w:tc>
           <w:tcPr>
@@ -23468,7 +23468,7 @@
       </w:tr>
       <w:tr>
         <w:trPr>
-          <w:tblHeader w:val="false"/>
+          <w:tblHeader w:val="off"/>
         </w:trPr>
         <w:tc>
           <w:tcPr>
@@ -23569,7 +23569,7 @@
       </w:tr>
       <w:tr>
         <w:trPr>
-          <w:tblHeader w:val="false"/>
+          <w:tblHeader w:val="off"/>
         </w:trPr>
         <w:tc>
           <w:tcPr>
@@ -23670,7 +23670,7 @@
       </w:tr>
       <w:tr>
         <w:trPr>
-          <w:tblHeader w:val="false"/>
+          <w:tblHeader w:val="off"/>
         </w:trPr>
         <w:tc>
           <w:tcPr>
@@ -23771,7 +23771,7 @@
       </w:tr>
       <w:tr>
         <w:trPr>
-          <w:tblHeader w:val="false"/>
+          <w:tblHeader w:val="off"/>
         </w:trPr>
         <w:tc>
           <w:tcPr>
@@ -23872,7 +23872,7 @@
       </w:tr>
       <w:tr>
         <w:trPr>
-          <w:tblHeader w:val="false"/>
+          <w:tblHeader w:val="off"/>
         </w:trPr>
         <w:tc>
           <w:tcPr>
@@ -24000,7 +24000,7 @@
       </w:tblGrid>
       <w:tr>
         <w:trPr>
-          <w:tblHeader w:val="false"/>
+          <w:tblHeader w:val="off"/>
         </w:trPr>
         <w:tc>
           <w:tcPr>
@@ -24053,7 +24053,7 @@
       </w:tr>
       <w:tr>
         <w:trPr>
-          <w:tblHeader w:val="false"/>
+          <w:tblHeader w:val="off"/>
         </w:trPr>
         <w:tc>
           <w:tcPr>
@@ -24106,7 +24106,7 @@
       </w:tr>
       <w:tr>
         <w:trPr>
-          <w:tblHeader w:val="false"/>
+          <w:tblHeader w:val="off"/>
         </w:trPr>
         <w:tc>
           <w:tcPr>
@@ -24159,7 +24159,7 @@
       </w:tr>
       <w:tr>
         <w:trPr>
-          <w:tblHeader w:val="false"/>
+          <w:tblHeader w:val="off"/>
         </w:trPr>
         <w:tc>
           <w:tcPr>
@@ -24269,10 +24269,6 @@
     </w:sectPr>
   </w:body>
 </w:document>
-</file>
-
-<file path=word/comments.xml><?xml version="1.0" encoding="utf-8"?>
-<w:comments xmlns:cx="http://schemas.microsoft.com/office/drawing/2014/chartex" xmlns:cx1="http://schemas.microsoft.com/office/drawing/2015/9/8/chartex" xmlns:cx2="http://schemas.microsoft.com/office/drawing/2015/10/21/chartex" xmlns:cx3="http://schemas.microsoft.com/office/drawing/2016/5/9/chartex" xmlns:cx4="http://schemas.microsoft.com/office/drawing/2016/5/10/chartex" xmlns:cx5="http://schemas.microsoft.com/office/drawing/2016/5/11/chartex" xmlns:cx6="http://schemas.microsoft.com/office/drawing/2016/5/12/chartex" xmlns:cx7="http://schemas.microsoft.com/office/drawing/2016/5/13/chartex" xmlns:cx8="http://schemas.microsoft.com/office/drawing/2016/5/14/chartex" xmlns:mc="http://schemas.openxmlformats.org/markup-compatibility/2006" xmlns:aink="http://schemas.microsoft.com/office/drawing/2016/ink" xmlns:am3d="http://schemas.microsoft.com/office/drawing/2017/model3d" xmlns:o="urn:schemas-microsoft-com:office:office" xmlns:r="http://schemas.openxmlformats.org/officeDocument/2006/relationships" xmlns:m="http://schemas.openxmlformats.org/officeDocument/2006/math" xmlns:v="urn:schemas-microsoft-com:vml" xmlns:wp14="http://schemas.microsoft.com/office/word/2010/wordprocessingDrawing" xmlns:wp="http://schemas.openxmlformats.org/drawingml/2006/wordprocessingDrawing" xmlns:w10="urn:schemas-microsoft-com:office:word" xmlns:w="http://schemas.openxmlformats.org/wordprocessingml/2006/main" xmlns:w14="http://schemas.microsoft.com/office/word/2010/wordml" xmlns:w15="http://schemas.microsoft.com/office/word/2012/wordml" xmlns:w16cex="http://schemas.microsoft.com/office/word/2018/wordml/cex" xmlns:w16cid="http://schemas.microsoft.com/office/word/2016/wordml/cid" xmlns:w16="http://schemas.microsoft.com/office/word/2018/wordml" xmlns:w16sdtdh="http://schemas.microsoft.com/office/word/2020/wordml/sdtdatahash" xmlns:w16se="http://schemas.microsoft.com/office/word/2015/wordml/symex" xmlns:wpg="http://schemas.microsoft.com/office/word/2010/wordprocessingGroup" xmlns:wpi="http://schemas.microsoft.com/office/word/2010/wordprocessingInk" xmlns:wne="http://schemas.microsoft.com/office/word/2006/wordml" xmlns:wps="http://schemas.microsoft.com/office/word/2010/wordprocessingShape"/>
 </file>
 
 <file path=word/endnotes.xml><?xml version="1.0" encoding="utf-8"?>
@@ -24353,7 +24349,7 @@
 <w:numbering xmlns:wpc="http://schemas.microsoft.com/office/word/2010/wordprocessingCanvas" xmlns:mc="http://schemas.openxmlformats.org/markup-compatibility/2006" xmlns:o="urn:schemas-microsoft-com:office:office" xmlns:r="http://schemas.openxmlformats.org/officeDocument/2006/relationships" xmlns:m="http://schemas.openxmlformats.org/officeDocument/2006/math" xmlns:v="urn:schemas-microsoft-com:vml" xmlns:wp14="http://schemas.microsoft.com/office/word/2010/wordprocessingDrawing" xmlns:wp="http://schemas.openxmlformats.org/drawingml/2006/wordprocessingDrawing" xmlns:w10="urn:schemas-microsoft-com:office:word" xmlns:w="http://schemas.openxmlformats.org/wordprocessingml/2006/main" xmlns:w14="http://schemas.microsoft.com/office/word/2010/wordml" xmlns:w15="http://schemas.microsoft.com/office/word/2012/wordml" xmlns:wpg="http://schemas.microsoft.com/office/word/2010/wordprocessingGroup" xmlns:wpi="http://schemas.microsoft.com/office/word/2010/wordprocessingInk" xmlns:wne="http://schemas.microsoft.com/office/word/2006/wordml" xmlns:wps="http://schemas.microsoft.com/office/word/2010/wordprocessingShape" mc:Ignorable="w14 w15 wp14">
   <w:abstractNum w:abstractNumId="1" w15:restartNumberingAfterBreak="0">
     <w:multiLevelType w:val="hybridMultilevel"/>
-    <w:lvl w:ilvl="0" w15:tentative="1">
+    <w:lvl w:ilvl="0" w:tentative="1">
       <w:start w:val="1"/>
       <w:numFmt w:val="bullet"/>
       <w:lvlText w:val="●"/>
@@ -24362,7 +24358,7 @@
         <w:ind w:left="720" w:hanging="360"/>
       </w:pPr>
     </w:lvl>
-    <w:lvl w:ilvl="1" w15:tentative="1">
+    <w:lvl w:ilvl="1" w:tentative="1">
       <w:start w:val="1"/>
       <w:numFmt w:val="bullet"/>
       <w:lvlText w:val="○"/>
@@ -24371,7 +24367,7 @@
         <w:ind w:left="1440" w:hanging="360"/>
       </w:pPr>
     </w:lvl>
-    <w:lvl w:ilvl="2" w15:tentative="1">
+    <w:lvl w:ilvl="2" w:tentative="1">
       <w:start w:val="1"/>
       <w:numFmt w:val="bullet"/>
       <w:lvlText w:val="■"/>
@@ -24380,7 +24376,7 @@
         <w:ind w:left="2160" w:hanging="360"/>
       </w:pPr>
     </w:lvl>
-    <w:lvl w:ilvl="3" w15:tentative="1">
+    <w:lvl w:ilvl="3" w:tentative="1">
       <w:start w:val="1"/>
       <w:numFmt w:val="bullet"/>
       <w:lvlText w:val="●"/>
@@ -24389,7 +24385,7 @@
         <w:ind w:left="2880" w:hanging="360"/>
       </w:pPr>
     </w:lvl>
-    <w:lvl w:ilvl="4" w15:tentative="1">
+    <w:lvl w:ilvl="4" w:tentative="1">
       <w:start w:val="1"/>
       <w:numFmt w:val="bullet"/>
       <w:lvlText w:val="○"/>
@@ -24398,7 +24394,7 @@
         <w:ind w:left="3600" w:hanging="360"/>
       </w:pPr>
     </w:lvl>
-    <w:lvl w:ilvl="5" w15:tentative="1">
+    <w:lvl w:ilvl="5" w:tentative="1">
       <w:start w:val="1"/>
       <w:numFmt w:val="bullet"/>
       <w:lvlText w:val="■"/>
@@ -24407,7 +24403,7 @@
         <w:ind w:left="4320" w:hanging="360"/>
       </w:pPr>
     </w:lvl>
-    <w:lvl w:ilvl="6" w15:tentative="1">
+    <w:lvl w:ilvl="6" w:tentative="1">
       <w:start w:val="1"/>
       <w:numFmt w:val="bullet"/>
       <w:lvlText w:val="●"/>
@@ -24416,7 +24412,7 @@
         <w:ind w:left="5040" w:hanging="360"/>
       </w:pPr>
     </w:lvl>
-    <w:lvl w:ilvl="7" w15:tentative="1">
+    <w:lvl w:ilvl="7" w:tentative="1">
       <w:start w:val="1"/>
       <w:numFmt w:val="bullet"/>
       <w:lvlText w:val="●"/>
@@ -24425,7 +24421,7 @@
         <w:ind w:left="5760" w:hanging="360"/>
       </w:pPr>
     </w:lvl>
-    <w:lvl w:ilvl="8" w15:tentative="1">
+    <w:lvl w:ilvl="8" w:tentative="1">
       <w:start w:val="1"/>
       <w:numFmt w:val="bullet"/>
       <w:lvlText w:val="●"/>
@@ -24460,6 +24456,10 @@
       </w:pPr>
     </w:pPrDefault>
   </w:docDefaults>
+  <w:style w:type="paragraph" w:styleId="Normal" w:default="1">
+    <w:name w:val="Normal"/>
+    <w:qFormat/>
+  </w:style>
   <w:style w:type="paragraph" w:styleId="Title">
     <w:name w:val="Title"/>
     <w:basedOn w:val="Normal"/>
@@ -24468,39 +24468,6 @@
     <w:rPr>
       <w:sz w:val="56"/>
       <w:szCs w:val="56"/>
-    </w:rPr>
-  </w:style>
-  <w:style w:type="paragraph" w:styleId="Heading1">
-    <w:name w:val="Heading 1"/>
-    <w:basedOn w:val="Normal"/>
-    <w:next w:val="Normal"/>
-    <w:qFormat/>
-    <w:rPr>
-      <w:color w:val="2E74B5"/>
-      <w:sz w:val="32"/>
-      <w:szCs w:val="32"/>
-    </w:rPr>
-  </w:style>
-  <w:style w:type="paragraph" w:styleId="Heading2">
-    <w:name w:val="Heading 2"/>
-    <w:basedOn w:val="Normal"/>
-    <w:next w:val="Normal"/>
-    <w:qFormat/>
-    <w:rPr>
-      <w:color w:val="2E74B5"/>
-      <w:sz w:val="26"/>
-      <w:szCs w:val="26"/>
-    </w:rPr>
-  </w:style>
-  <w:style w:type="paragraph" w:styleId="Heading3">
-    <w:name w:val="Heading 3"/>
-    <w:basedOn w:val="Normal"/>
-    <w:next w:val="Normal"/>
-    <w:qFormat/>
-    <w:rPr>
-      <w:color w:val="1F4D78"/>
-      <w:sz w:val="24"/>
-      <w:szCs w:val="24"/>
     </w:rPr>
   </w:style>
   <w:style w:type="paragraph" w:styleId="Heading4">
@@ -24680,4 +24647,294 @@
     </w:rPr>
   </w:style>
 </w:styles>
+</file>
+
+<file path=word/theme/theme1.xml><?xml version="1.0" encoding="utf-8"?>
+<a:theme xmlns:a="http://schemas.openxmlformats.org/drawingml/2006/main" name="Office Theme">
+  <a:themeElements>
+    <a:clrScheme name="Office">
+      <a:dk1>
+        <a:sysClr val="windowText" lastClr="000000"/>
+      </a:dk1>
+      <a:lt1>
+        <a:sysClr val="window" lastClr="FFFFFF"/>
+      </a:lt1>
+      <a:dk2>
+        <a:srgbClr val="44546A"/>
+      </a:dk2>
+      <a:lt2>
+        <a:srgbClr val="E7E6E6"/>
+      </a:lt2>
+      <a:accent1>
+        <a:srgbClr val="4472C4"/>
+      </a:accent1>
+      <a:accent2>
+        <a:srgbClr val="ED7D31"/>
+      </a:accent2>
+      <a:accent3>
+        <a:srgbClr val="A5A5A5"/>
+      </a:accent3>
+      <a:accent4>
+        <a:srgbClr val="FFC000"/>
+      </a:accent4>
+      <a:accent5>
+        <a:srgbClr val="5B9BD5"/>
+      </a:accent5>
+      <a:accent6>
+        <a:srgbClr val="70AD47"/>
+      </a:accent6>
+      <a:hlink>
+        <a:srgbClr val="0563C1"/>
+      </a:hlink>
+      <a:folHlink>
+        <a:srgbClr val="954F72"/>
+      </a:folHlink>
+    </a:clrScheme>
+    <a:fontScheme name="Office">
+      <a:majorFont>
+        <a:latin typeface="Calibri Light" panose="020F0302020204030204"/>
+        <a:ea typeface=""/>
+        <a:cs typeface=""/>
+        <a:font script="Jpan" typeface="游ゴシック Light"/>
+        <a:font script="Hang" typeface="맑은 고딕"/>
+        <a:font script="Hans" typeface="等线 Light"/>
+        <a:font script="Hant" typeface="新細明體"/>
+        <a:font script="Arab" typeface="Times New Roman"/>
+        <a:font script="Hebr" typeface="Times New Roman"/>
+        <a:font script="Thai" typeface="Angsana New"/>
+        <a:font script="Ethi" typeface="Nyala"/>
+        <a:font script="Beng" typeface="Vrinda"/>
+        <a:font script="Gujr" typeface="Shruti"/>
+        <a:font script="Khmr" typeface="MoolBoran"/>
+        <a:font script="Knda" typeface="Tunga"/>
+        <a:font script="Guru" typeface="Raavi"/>
+        <a:font script="Cans" typeface="Euphemia"/>
+        <a:font script="Cher" typeface="Plantagenet Cherokee"/>
+        <a:font script="Yiii" typeface="Microsoft Yi Baiti"/>
+        <a:font script="Tibt" typeface="Microsoft Himalaya"/>
+        <a:font script="Thaa" typeface="MV Boli"/>
+        <a:font script="Deva" typeface="Mangal"/>
+        <a:font script="Telu" typeface="Gautami"/>
+        <a:font script="Taml" typeface="Latha"/>
+        <a:font script="Syrc" typeface="Estrangelo Edessa"/>
+        <a:font script="Orya" typeface="Kalinga"/>
+        <a:font script="Mlym" typeface="Kartika"/>
+        <a:font script="Laoo" typeface="DokChampa"/>
+        <a:font script="Sinh" typeface="Iskoola Pota"/>
+        <a:font script="Mong" typeface="Mongolian Baiti"/>
+        <a:font script="Viet" typeface="Times New Roman"/>
+        <a:font script="Uigh" typeface="Microsoft Uighur"/>
+        <a:font script="Geor" typeface="Sylfaen"/>
+        <a:font script="Armn" typeface="Arial"/>
+        <a:font script="Bugi" typeface="Leelawadee UI"/>
+        <a:font script="Bopo" typeface="Microsoft JhengHei"/>
+        <a:font script="Java" typeface="Javanese Text"/>
+        <a:font script="Lisu" typeface="Segoe UI"/>
+        <a:font script="Mymr" typeface="Myanmar Text"/>
+        <a:font script="Nkoo" typeface="Ebrima"/>
+        <a:font script="Olck" typeface="Nirmala UI"/>
+        <a:font script="Osma" typeface="Ebrima"/>
+        <a:font script="Phag" typeface="Phagspa"/>
+        <a:font script="Syrn" typeface="Estrangelo Edessa"/>
+        <a:font script="Syrj" typeface="Estrangelo Edessa"/>
+        <a:font script="Syre" typeface="Estrangelo Edessa"/>
+        <a:font script="Sora" typeface="Nirmala UI"/>
+        <a:font script="Tale" typeface="Microsoft Tai Le"/>
+        <a:font script="Talu" typeface="Microsoft New Tai Lue"/>
+        <a:font script="Tfng" typeface="Ebrima"/>
+      </a:majorFont>
+      <a:minorFont>
+        <a:latin typeface="Calibri" panose="020F0502020204030204"/>
+        <a:ea typeface=""/>
+        <a:cs typeface=""/>
+        <a:font script="Jpan" typeface="游明朝"/>
+        <a:font script="Hang" typeface="맑은 고딕"/>
+        <a:font script="Hans" typeface="等线"/>
+        <a:font script="Hant" typeface="新細明體"/>
+        <a:font script="Arab" typeface="Arial"/>
+        <a:font script="Hebr" typeface="Arial"/>
+        <a:font script="Thai" typeface="Cordia New"/>
+        <a:font script="Ethi" typeface="Nyala"/>
+        <a:font script="Beng" typeface="Vrinda"/>
+        <a:font script="Gujr" typeface="Shruti"/>
+        <a:font script="Khmr" typeface="DaunPenh"/>
+        <a:font script="Knda" typeface="Tunga"/>
+        <a:font script="Guru" typeface="Raavi"/>
+        <a:font script="Cans" typeface="Euphemia"/>
+        <a:font script="Cher" typeface="Plantagenet Cherokee"/>
+        <a:font script="Yiii" typeface="Microsoft Yi Baiti"/>
+        <a:font script="Tibt" typeface="Microsoft Himalaya"/>
+        <a:font script="Thaa" typeface="MV Boli"/>
+        <a:font script="Deva" typeface="Mangal"/>
+        <a:font script="Telu" typeface="Gautami"/>
+        <a:font script="Taml" typeface="Latha"/>
+        <a:font script="Syrc" typeface="Estrangelo Edessa"/>
+        <a:font script="Orya" typeface="Kalinga"/>
+        <a:font script="Mlym" typeface="Kartika"/>
+        <a:font script="Laoo" typeface="DokChampa"/>
+        <a:font script="Sinh" typeface="Iskoola Pota"/>
+        <a:font script="Mong" typeface="Mongolian Baiti"/>
+        <a:font script="Viet" typeface="Arial"/>
+        <a:font script="Uigh" typeface="Microsoft Uighur"/>
+        <a:font script="Geor" typeface="Sylfaen"/>
+        <a:font script="Armn" typeface="Arial"/>
+        <a:font script="Bugi" typeface="Leelawadee UI"/>
+        <a:font script="Bopo" typeface="Microsoft JhengHei"/>
+        <a:font script="Java" typeface="Javanese Text"/>
+        <a:font script="Lisu" typeface="Segoe UI"/>
+        <a:font script="Mymr" typeface="Myanmar Text"/>
+        <a:font script="Nkoo" typeface="Ebrima"/>
+        <a:font script="Olck" typeface="Nirmala UI"/>
+        <a:font script="Osma" typeface="Ebrima"/>
+        <a:font script="Phag" typeface="Phagspa"/>
+        <a:font script="Syrn" typeface="Estrangelo Edessa"/>
+        <a:font script="Syrj" typeface="Estrangelo Edessa"/>
+        <a:font script="Syre" typeface="Estrangelo Edessa"/>
+        <a:font script="Sora" typeface="Nirmala UI"/>
+        <a:font script="Tale" typeface="Microsoft Tai Le"/>
+        <a:font script="Talu" typeface="Microsoft New Tai Lue"/>
+        <a:font script="Tfng" typeface="Ebrima"/>
+      </a:minorFont>
+    </a:fontScheme>
+    <a:fmtScheme name="Office">
+      <a:fillStyleLst>
+        <a:solidFill>
+          <a:schemeClr val="phClr"/>
+        </a:solidFill>
+        <a:gradFill rotWithShape="true">
+          <a:gsLst>
+            <a:gs pos="0">
+              <a:schemeClr val="phClr">
+                <a:lumMod val="110000"/>
+                <a:satMod val="105000"/>
+                <a:tint val="67000"/>
+              </a:schemeClr>
+            </a:gs>
+            <a:gs pos="50000">
+              <a:schemeClr val="phClr">
+                <a:lumMod val="105000"/>
+                <a:satMod val="103000"/>
+                <a:tint val="73000"/>
+              </a:schemeClr>
+            </a:gs>
+            <a:gs pos="100000">
+              <a:schemeClr val="phClr">
+                <a:lumMod val="105000"/>
+                <a:satMod val="109000"/>
+                <a:tint val="81000"/>
+              </a:schemeClr>
+            </a:gs>
+          </a:gsLst>
+          <a:lin ang="5400000" scaled="false"/>
+        </a:gradFill>
+        <a:gradFill rotWithShape="true">
+          <a:gsLst>
+            <a:gs pos="0">
+              <a:schemeClr val="phClr">
+                <a:satMod val="103000"/>
+                <a:lumMod val="102000"/>
+                <a:tint val="94000"/>
+              </a:schemeClr>
+            </a:gs>
+            <a:gs pos="50000">
+              <a:schemeClr val="phClr">
+                <a:satMod val="110000"/>
+                <a:lumMod val="100000"/>
+                <a:shade val="100000"/>
+              </a:schemeClr>
+            </a:gs>
+            <a:gs pos="100000">
+              <a:schemeClr val="phClr">
+                <a:lumMod val="99000"/>
+                <a:satMod val="120000"/>
+                <a:shade val="78000"/>
+              </a:schemeClr>
+            </a:gs>
+          </a:gsLst>
+          <a:lin ang="5400000" scaled="false"/>
+        </a:gradFill>
+      </a:fillStyleLst>
+      <a:lnStyleLst>
+        <a:ln w="6350" cap="flat" cmpd="sng" algn="ctr">
+          <a:solidFill>
+            <a:schemeClr val="phClr"/>
+          </a:solidFill>
+          <a:prstDash val="solid"/>
+          <a:miter lim="800000"/>
+        </a:ln>
+        <a:ln w="12700" cap="flat" cmpd="sng" algn="ctr">
+          <a:solidFill>
+            <a:schemeClr val="phClr"/>
+          </a:solidFill>
+          <a:prstDash val="solid"/>
+          <a:miter lim="800000"/>
+        </a:ln>
+        <a:ln w="19050" cap="flat" cmpd="sng" algn="ctr">
+          <a:solidFill>
+            <a:schemeClr val="phClr"/>
+          </a:solidFill>
+          <a:prstDash val="solid"/>
+          <a:miter lim="800000"/>
+        </a:ln>
+      </a:lnStyleLst>
+      <a:effectStyleLst>
+        <a:effectStyle>
+          <a:effectLst/>
+        </a:effectStyle>
+        <a:effectStyle>
+          <a:effectLst/>
+        </a:effectStyle>
+        <a:effectStyle>
+          <a:effectLst>
+            <a:outerShdw blurRad="57150" dist="19050" dir="5400000" algn="ctr" rotWithShape="false">
+              <a:srgbClr val="000000">
+                <a:alpha val="63000"/>
+              </a:srgbClr>
+            </a:outerShdw>
+          </a:effectLst>
+        </a:effectStyle>
+      </a:effectStyleLst>
+      <a:bgFillStyleLst>
+        <a:solidFill>
+          <a:schemeClr val="phClr"/>
+        </a:solidFill>
+        <a:solidFill>
+          <a:schemeClr val="phClr">
+            <a:tint val="95000"/>
+            <a:satMod val="170000"/>
+          </a:schemeClr>
+        </a:solidFill>
+        <a:gradFill rotWithShape="true">
+          <a:gsLst>
+            <a:gs pos="0">
+              <a:schemeClr val="phClr">
+                <a:tint val="93000"/>
+                <a:satMod val="150000"/>
+                <a:shade val="98000"/>
+                <a:lumMod val="102000"/>
+              </a:schemeClr>
+            </a:gs>
+            <a:gs pos="50000">
+              <a:schemeClr val="phClr">
+                <a:tint val="98000"/>
+                <a:satMod val="130000"/>
+                <a:shade val="90000"/>
+                <a:lumMod val="103000"/>
+              </a:schemeClr>
+            </a:gs>
+            <a:gs pos="100000">
+              <a:schemeClr val="phClr">
+                <a:shade val="63000"/>
+                <a:satMod val="120000"/>
+              </a:schemeClr>
+            </a:gs>
+          </a:gsLst>
+          <a:lin ang="5400000" scaled="false"/>
+        </a:gradFill>
+      </a:bgFillStyleLst>
+    </a:fmtScheme>
+  </a:themeElements>
+  <a:objectDefaults/>
+  <a:extraClrSchemeLst/>
+</a:theme>
 </file>